--- a/en/scientists/CV/Word/Atakishiyev_Natig_CV_EN.docx
+++ b/en/scientists/CV/Word/Atakishiyev_Natig_CV_EN.docx
@@ -439,7 +439,7 @@
           <w:sz w:val="21"/>
           <w:szCs w:val="21"/>
         </w:rPr>
-        <w:t>Natig Atakishiyev is a researcher, with the rank Investigador Nacional Emérito, at the Institute of Mathematics of the National Autonomous University of Mexico in Cuernavaca, where he has worked since 1996. He received a diploma, described in the CV as equivalent to an MSc, from Azerbaijan State University in 1961, the Candidate of Physical and Mathematical Sciences degree, described as equivalent to a PhD, from the Institute of High Energy Physics in Serpukhov in 1971, and the Doctor of Physical and Mathematical Sciences degree from the Institute of Theoretical Physics in Kiev in 1987. From 1983 to 1994 he headed the Laboratory for the Theory of Elementary Particles at the Institute of Physics in Baku. The CV lists 131 journal papers and 62 conference papers, with 2,825 citations and an h-index of 28.</w:t>
+        <w:t>Natig Atakishiyev is a researcher, with the rank Investigador Nacional Emérito, at the Institute of Mathematics of the National Autonomous University of Mexico in Cuernavaca, where he has worked since 1996. He received a diploma, equivalent to an MSc, from Azerbaijan State University in 1961, the Candidate of Physical and Mathematical Sciences degree, equivalent to a PhD, from the Institute of High Energy Physics in Serpukhov in 1971, and the Doctor of Physical and Mathematical Sciences degree from the Institute of Theoretical Physics in Kiev in 1987. From 1983 to 1994 he headed the Laboratory for the Theory of Elementary Particles at the Institute of Physics in Baku. Published 131 journal papers and 62 conference papers; 2,825 citations; h-index 28.</w:t>
       </w:r>
     </w:p>
     <w:p>
@@ -806,7 +806,7 @@
                 <w:sz w:val="21"/>
                 <w:szCs w:val="21"/>
               </w:rPr>
-              <w:t>Candidate of physical and mathematical sciences. The CV states that this is equivalent to a PhD</w:t>
+              <w:t>Candidate of physical and mathematical sciences. Equivalent to a PhD.</w:t>
             </w:r>
           </w:p>
         </w:tc>
@@ -919,7 +919,7 @@
                 <w:sz w:val="21"/>
                 <w:szCs w:val="21"/>
               </w:rPr>
-              <w:t>Physics. The CV states that the diploma is equivalent to an MSc</w:t>
+              <w:t>Physics. Equivalent to an MSc.</w:t>
             </w:r>
           </w:p>
         </w:tc>
@@ -4195,7 +4195,7 @@
                 <w:sz w:val="21"/>
                 <w:szCs w:val="21"/>
               </w:rPr>
-              <w:t>CV</w:t>
+              <w:t>Self-reported</w:t>
             </w:r>
           </w:p>
         </w:tc>
@@ -4308,7 +4308,7 @@
                 <w:sz w:val="21"/>
                 <w:szCs w:val="21"/>
               </w:rPr>
-              <w:t>CV</w:t>
+              <w:t>Self-reported</w:t>
             </w:r>
           </w:p>
         </w:tc>
@@ -4421,7 +4421,7 @@
                 <w:sz w:val="21"/>
                 <w:szCs w:val="21"/>
               </w:rPr>
-              <w:t>CV</w:t>
+              <w:t>Self-reported</w:t>
             </w:r>
           </w:p>
         </w:tc>
@@ -4534,7 +4534,7 @@
                 <w:sz w:val="21"/>
                 <w:szCs w:val="21"/>
               </w:rPr>
-              <w:t>CV</w:t>
+              <w:t>Self-reported</w:t>
             </w:r>
           </w:p>
         </w:tc>
